--- a/eloterjesztes/funkciokatalogus-vazlat.docx
+++ b/eloterjesztes/funkciokatalogus-vazlat.docx
@@ -942,7 +942,7 @@
                 <w:sz w:val="18"/>
                 <w:szCs w:val="18"/>
               </w:rPr>
-              <w:t xml:space="preserve">A + </w:t>
+              <w:t xml:space="preserve">A, </w:t>
             </w:r>
             <w:r>
               <w:rPr>
@@ -951,7 +951,7 @@
                 <w:sz w:val="18"/>
                 <w:szCs w:val="18"/>
               </w:rPr>
-              <w:t xml:space="preserve">M</w:t>
+              <w:t xml:space="preserve">a más gondviselőre vonatkozó rész elhagyásával</w:t>
             </w:r>
           </w:p>
         </w:tc>
@@ -997,7 +997,7 @@
                 <w:sz w:val="18"/>
                 <w:szCs w:val="18"/>
               </w:rPr>
-              <w:t xml:space="preserve">a saját azonosító adatok A; a beágyazott gondviselői blokk M — lásd 4.1</w:t>
+              <w:t xml:space="preserve">lásd 4.1</w:t>
             </w:r>
           </w:p>
         </w:tc>
@@ -2987,7 +2987,7 @@
                 <w:sz w:val="18"/>
                 <w:szCs w:val="18"/>
               </w:rPr>
-              <w:t xml:space="preserve">foglalásnál M</w:t>
+              <w:t xml:space="preserve">más szülő foglalásának elhagyásával</w:t>
             </w:r>
           </w:p>
         </w:tc>
@@ -3033,7 +3033,7 @@
                 <w:sz w:val="18"/>
                 <w:szCs w:val="18"/>
               </w:rPr>
-              <w:t xml:space="preserve">ha más szülő foglalása is látszik, az M</w:t>
+              <w:t xml:space="preserve">lásd 4.7</w:t>
             </w:r>
           </w:p>
         </w:tc>
@@ -3140,7 +3140,7 @@
                 <w:sz w:val="18"/>
                 <w:szCs w:val="18"/>
               </w:rPr>
-              <w:t xml:space="preserve">foglalásnál M</w:t>
+              <w:t xml:space="preserve">más szülő foglalásának elhagyásával</w:t>
             </w:r>
           </w:p>
         </w:tc>
@@ -3432,35 +3432,28 @@
               </w:rPr>
               <w:t xml:space="preserve">M</w:t>
             </w:r>
-            <w:r>
-              <w:rPr>
-                <w:sz w:val="18"/>
-                <w:szCs w:val="18"/>
-              </w:rPr>
-              <w:t xml:space="preserve">, aggregálva A</w:t>
-            </w:r>
-          </w:p>
-        </w:tc>
-        <w:tc>
-          <w:tcPr>
-            <w:tcW w:type="dxa" w:w="1504"/>
-            <w:tcMar>
-              <w:top w:type="dxa" w:w="60"/>
-              <w:left w:type="dxa" w:w="100"/>
-              <w:bottom w:type="dxa" w:w="60"/>
-              <w:right w:type="dxa" w:w="100"/>
-            </w:tcMar>
-          </w:tcPr>
-          <w:p>
-            <w:pPr>
-              <w:spacing w:after="0" w:before="0"/>
-            </w:pPr>
-            <w:r>
-              <w:rPr>
-                <w:sz w:val="18"/>
-                <w:szCs w:val="18"/>
-              </w:rPr>
-              <w:t xml:space="preserve">1</w:t>
+          </w:p>
+        </w:tc>
+        <w:tc>
+          <w:tcPr>
+            <w:tcW w:type="dxa" w:w="1504"/>
+            <w:tcMar>
+              <w:top w:type="dxa" w:w="60"/>
+              <w:left w:type="dxa" w:w="100"/>
+              <w:bottom w:type="dxa" w:w="60"/>
+              <w:right w:type="dxa" w:w="100"/>
+            </w:tcMar>
+          </w:tcPr>
+          <w:p>
+            <w:pPr>
+              <w:spacing w:after="0" w:before="0"/>
+            </w:pPr>
+            <w:r>
+              <w:rPr>
+                <w:sz w:val="18"/>
+                <w:szCs w:val="18"/>
+              </w:rPr>
+              <w:t xml:space="preserve">—</w:t>
             </w:r>
           </w:p>
         </w:tc>
@@ -3480,10 +3473,19 @@
             </w:pPr>
             <w:r>
               <w:rPr>
-                <w:sz w:val="18"/>
-                <w:szCs w:val="18"/>
-              </w:rPr>
-              <w:t xml:space="preserve">kis csoportnál visszafejthető — lásd 4.4</w:t>
+                <w:b/>
+                <w:bCs/>
+                <w:sz w:val="18"/>
+                <w:szCs w:val="18"/>
+              </w:rPr>
+              <w:t xml:space="preserve">nem delegálható</w:t>
+            </w:r>
+            <w:r>
+              <w:rPr>
+                <w:sz w:val="18"/>
+                <w:szCs w:val="18"/>
+              </w:rPr>
+              <w:t xml:space="preserve">: nem a tanuló adata — lásd 4.4</w:t>
             </w:r>
           </w:p>
         </w:tc>
@@ -3674,7 +3676,43 @@
         <w:t xml:space="preserve">tizenhárom tiszta alapadatkör</w:t>
       </w:r>
       <w:r>
-        <w:t xml:space="preserve">, kettő korlátozott továbbítású, három vegyes, kettő pedig más személyt is érintő elemet hordoz. A bizalmi szint mindenhol 1, mert kizárólag olvasásról van szó az érintett saját adatkörében.</w:t>
+        <w:t xml:space="preserve">, kettő korlátozott továbbítású, három részleges elhagyást igényel, egy pedig egyáltalán nem delegálható. A bizalmi szint a delegálható funkcióknál mindenhol 1, mert kizárólag olvasásról van szó.</w:t>
+      </w:r>
+    </w:p>
+    <w:p>
+      <w:pPr>
+        <w:spacing w:after="140"/>
+        <w:jc w:val="both"/>
+      </w:pPr>
+      <w:r>
+        <w:rPr>
+          <w:b/>
+          <w:bCs/>
+        </w:rPr>
+        <w:t xml:space="preserve">A vezérelv, amely a besorolásból kirajzolódott:</w:t>
+      </w:r>
+      <w:r>
+        <w:t xml:space="preserve"> ahol a válasz más természetes személy adatát is tartalmazza, az alapértelmezés a </w:t>
+      </w:r>
+      <w:r>
+        <w:rPr>
+          <w:b/>
+          <w:bCs/>
+        </w:rPr>
+        <w:t xml:space="preserve">rész elhagyása</w:t>
+      </w:r>
+      <w:r>
+        <w:t xml:space="preserve">, nem a funkció tiltása; ahol viszont a funkció teljes értéke más személyek adatából áll, ott a funkció </w:t>
+      </w:r>
+      <w:r>
+        <w:rPr>
+          <w:b/>
+          <w:bCs/>
+        </w:rPr>
+        <w:t xml:space="preserve">nem delegálható</w:t>
+      </w:r>
+      <w:r>
+        <w:t xml:space="preserve">. Ez nem új szabály, hanem az előterjesztés A) § (4) bekezdésének alkalmazása: más személy adatára a felhatalmazás csak akkor terjed ki, ha a katalógus kifejezetten feljogosít.</w:t>
       </w:r>
     </w:p>
     <w:p>
@@ -3736,7 +3774,7 @@
         <w:t xml:space="preserve">Javasolt megoldás:</w:t>
       </w:r>
       <w:r>
-        <w:t xml:space="preserve"> a funkció delegálható, de a válaszból a felhatalmazást adó gondviselőn kívüli gondviselők elérhetőségi adatait el kell hagyni. Ehhez az üzemeltetőnek mezőszintű szűrést kell tudnia a válaszban — ez műszaki követelmény, nem jogi.</w:t>
+        <w:t xml:space="preserve"> a funkció delegálható, de a válaszból a felhatalmazást adó gondviselőn kívüli gondviselők elérhetőségi adatait el kell hagyni. Ez a 4.4-ben megfogalmazott vezérelv első fele: a rész elhagyása, nem a funkció tiltása. Ehhez az üzemeltetőnek mezőszintű szűrést kell tudnia a válaszban — ez műszaki követelmény, nem jogi.</w:t>
       </w:r>
     </w:p>
     <w:p>
@@ -3887,7 +3925,7 @@
         <w:spacing w:after="160" w:before="320"/>
       </w:pPr>
       <w:r>
-        <w:t xml:space="preserve">4.4 Az osztályátlag más gyerekek jegyeiből származik</w:t>
+        <w:t xml:space="preserve">4.4 Az osztályátlag nem a tanuló adata</w:t>
       </w:r>
     </w:p>
     <w:p>
@@ -3896,17 +3934,36 @@
         <w:jc w:val="both"/>
       </w:pPr>
       <w:r>
-        <w:t xml:space="preserve">Az osztályátlag nem nevesít senkit, de más tanulók értékeléseiből képzett adat. Nagy osztálynál ez ártalmatlan. Egy négyfős fakultációs csoportnál viszont az átlag és a saját jegy ismeretében </w:t>
+        <w:t xml:space="preserve">Ez a sor a katalógus legtanulságosabb esete, mert egy fogalmi csúszást leplez le.</w:t>
+      </w:r>
+    </w:p>
+    <w:p>
+      <w:pPr>
+        <w:spacing w:after="140"/>
+        <w:jc w:val="both"/>
+      </w:pPr>
+      <w:r>
+        <w:t xml:space="preserve">Az A) eset köznyelvi neve „a saját adat olvasása”, a normaszöveg viszont nem ezt mondja: a felhatalmazás a felhasználó </w:t>
       </w:r>
       <w:r>
         <w:rPr>
           <w:b/>
           <w:bCs/>
         </w:rPr>
-        <w:t xml:space="preserve">a többiek jegye visszafejthető</w:t>
-      </w:r>
-      <w:r>
-        <w:t xml:space="preserve">.</w:t>
+        <w:t xml:space="preserve">meglévő jogosultságának</w:t>
+      </w:r>
+      <w:r>
+        <w:t xml:space="preserve"> körére terjed ki. A legtöbb végpontnál a kettő egybeesik. Az osztályátlagnál szétválik: a szülő látja a KRÉTA-ban, tehát a jogosultsága kiterjed rá — </w:t>
+      </w:r>
+      <w:r>
+        <w:rPr>
+          <w:b/>
+          <w:bCs/>
+        </w:rPr>
+        <w:t xml:space="preserve">de az átlag nem a gyereke adata</w:t>
+      </w:r>
+      <w:r>
+        <w:t xml:space="preserve">, hanem az osztályé, más tanulók értékeléseiből képezve.</w:t>
       </w:r>
     </w:p>
     <w:p>
@@ -3922,7 +3979,69 @@
         <w:t xml:space="preserve">Javasolt megoldás:</w:t>
       </w:r>
       <w:r>
-        <w:t xml:space="preserve"> az átlag akkor tartozik alapadatkörbe, ha a csoport létszáma egy küszöbértéket elér. A küszöb megállapítása statisztikai, nem jogi kérdés; a rendelet a küszöb létét írja elő, az értékét a melléklet adja meg. [ELDÖNTENDŐ: a minimális csoportlétszám]</w:t>
+        <w:t xml:space="preserve"> </w:t>
+      </w:r>
+      <w:r>
+        <w:rPr>
+          <w:b/>
+          <w:bCs/>
+        </w:rPr>
+        <w:t xml:space="preserve">a funkció nem delegálható.</w:t>
+      </w:r>
+      <w:r>
+        <w:t xml:space="preserve"> Nem küszöbérték kell hozzá, hanem az, hogy ne kerüljön be a delegálható körbe. Ez nem új szabály: az előterjesztés A) § (4) bekezdése szerint más természetes személy adatára a felhatalmazás csak akkor terjed ki, ha a katalógus kifejezetten feljogosít — és az átlagra ilyen indítvány nincs.</w:t>
+      </w:r>
+    </w:p>
+    <w:p>
+      <w:pPr>
+        <w:spacing w:after="140"/>
+        <w:jc w:val="both"/>
+      </w:pPr>
+      <w:r>
+        <w:rPr>
+          <w:b/>
+          <w:bCs/>
+        </w:rPr>
+        <w:t xml:space="preserve">Mit veszítünk vele.</w:t>
+      </w:r>
+      <w:r>
+        <w:t xml:space="preserve"> A szülő az asszisztensén keresztül nem tudja megkérdezni, hogyan áll a gyereke az osztályhoz képest. A hivatalos felületen továbbra is látja. Ez a szűkítés nem sérti a javaslat ígéretét, mert az ígéret az, hogy a jogosultság </w:t>
+      </w:r>
+      <w:r>
+        <w:rPr>
+          <w:b/>
+          <w:bCs/>
+        </w:rPr>
+        <w:t xml:space="preserve">nem bővül</w:t>
+      </w:r>
+      <w:r>
+        <w:t xml:space="preserve">; a más személyek adatára vonatkozó szűkítést maga a normaszöveg írja elő.</w:t>
+      </w:r>
+    </w:p>
+    <w:p>
+      <w:pPr>
+        <w:spacing w:after="140"/>
+        <w:jc w:val="both"/>
+      </w:pPr>
+      <w:r>
+        <w:rPr>
+          <w:b/>
+          <w:bCs/>
+        </w:rPr>
+        <w:t xml:space="preserve">Amit nyerünk vele.</w:t>
+      </w:r>
+      <w:r>
+        <w:t xml:space="preserve"> Elmarad egy egész védelmi gépezet. Küszöbérték nélkül nem kell csoportlétszámot kérni az üzemeltetőtől, és nem kell kezelni a következő problémát sem: ha egy asszisztens lekéri az átlagot hétfőn és pénteken, és közben egyetlen új jegy került be, akkor az a jegy a két átlag különbségéből kiszámítható — </w:t>
+      </w:r>
+      <w:r>
+        <w:rPr>
+          <w:b/>
+          <w:bCs/>
+        </w:rPr>
+        <w:t xml:space="preserve">akármekkora a csoport</w:t>
+      </w:r>
+      <w:r>
+        <w:t xml:space="preserve">. Az ismételt, automatizált lekérdezés éppen ezt a különbségi támadást hozza be, és küszöbértékkel nem védhető ki. A funkció kihagyása igen.</w:t>
       </w:r>
     </w:p>
     <w:p>
@@ -4010,6 +4129,50 @@
       </w:r>
       <w:r>
         <w:t xml:space="preserve"> korlátozott továbbítású. A szülő a hivatalos felületen látja; MI-szolgáltatóhoz nem megy ki. Ez a funkció amúgy is marginális haszonnal jár egy asszisztensben.</w:t>
+      </w:r>
+    </w:p>
+    <w:p>
+      <w:pPr>
+        <w:pStyle w:val="Heading2"/>
+        <w:spacing w:after="160" w:before="320"/>
+      </w:pPr>
+      <w:r>
+        <w:t xml:space="preserve">4.7 A fogadóóra-foglalás más szülő adata</w:t>
+      </w:r>
+    </w:p>
+    <w:p>
+      <w:pPr>
+        <w:spacing w:after="140"/>
+        <w:jc w:val="both"/>
+      </w:pPr>
+      <w:r>
+        <w:t xml:space="preserve">Ha a fogadóórák listája megmutatja, hogy egy idősávot már lefoglaltak, az önmagában időpontkezelési információ. Ha viszont a foglaló nevét vagy a gyerek nevét is mutatja, az </w:t>
+      </w:r>
+      <w:r>
+        <w:rPr>
+          <w:b/>
+          <w:bCs/>
+        </w:rPr>
+        <w:t xml:space="preserve">más szülő és más tanuló adata</w:t>
+      </w:r>
+      <w:r>
+        <w:t xml:space="preserve">.</w:t>
+      </w:r>
+    </w:p>
+    <w:p>
+      <w:pPr>
+        <w:spacing w:after="140"/>
+        <w:jc w:val="both"/>
+      </w:pPr>
+      <w:r>
+        <w:rPr>
+          <w:i/>
+          <w:iCs/>
+        </w:rPr>
+        <w:t xml:space="preserve">Javasolt megoldás:</w:t>
+      </w:r>
+      <w:r>
+        <w:t xml:space="preserve"> a szabad és foglalt idősávok delegálhatók, a foglaló azonosítása nem. Ugyanaz a vezérelv, mint a 4.1-nél: rész elhagyása.</w:t>
       </w:r>
     </w:p>
     <w:p>
@@ -4084,30 +4247,19 @@
           <w:b/>
           <w:bCs/>
         </w:rPr>
-        <w:t xml:space="preserve">Csoportlétszám az átlagokhoz</w:t>
-      </w:r>
-      <w:r>
-        <w:t xml:space="preserve">, hogy a 4.4 küszöb alkalmazható legyen.</w:t>
-      </w:r>
-    </w:p>
-    <w:p>
-      <w:pPr>
-        <w:pStyle w:val="ListParagraph"/>
-        <w:numPr>
-          <w:ilvl w:val="0"/>
-          <w:numId w:val="2"/>
-        </w:numPr>
-        <w:spacing w:after="60"/>
-      </w:pPr>
-      <w:r>
-        <w:rPr>
-          <w:b/>
-          <w:bCs/>
-        </w:rPr>
         <w:t xml:space="preserve">Mezőszintű szűrés képessége</w:t>
       </w:r>
       <w:r>
         <w:t xml:space="preserve"> a válaszban, mert három eset is részleges elhagyást igényel, nem a funkció tiltását.</w:t>
+      </w:r>
+    </w:p>
+    <w:p>
+      <w:pPr>
+        <w:spacing w:after="140"/>
+        <w:jc w:val="both"/>
+      </w:pPr>
+      <w:r>
+        <w:t xml:space="preserve">A vázlat első menete után a csoportlétszámra vonatkozó kérés okafogyottá vált: az osztályátlag kikerült a delegálható körből (4.4), így küszöbértékre nincs szükség.</w:t>
       </w:r>
     </w:p>
     <w:p>
@@ -4230,7 +4382,33 @@
         <w:t xml:space="preserve">A besorolás elvégezhető.</w:t>
       </w:r>
       <w:r>
-        <w:t xml:space="preserve"> Nem elméleti feladat: húsz funkcióból tizenhárom egyértelmű, és a maradék hét is eldönthető, ha a mögöttes adatszerkezet ismert.</w:t>
+        <w:t xml:space="preserve"> Nem elméleti feladat: húsz funkcióból tizenhárom egyértelmű, hat a mögöttes adatszerkezet ismeretében eldönthető, egy pedig egyszerűen kimarad.</w:t>
+      </w:r>
+    </w:p>
+    <w:p>
+      <w:pPr>
+        <w:spacing w:after="140"/>
+        <w:jc w:val="both"/>
+      </w:pPr>
+      <w:r>
+        <w:rPr>
+          <w:b/>
+          <w:bCs/>
+        </w:rPr>
+        <w:t xml:space="preserve">A „saját adat” és a „meglévő jogosultság” nem ugyanaz.</w:t>
+      </w:r>
+      <w:r>
+        <w:t xml:space="preserve"> Az osztályátlag esete (4.4) megmutatta, hogy a kettő szétválhat, és hogy ilyenkor a normaszöveg helyesen dönt: más személy adatára a felhatalmazás alapértelmezésben nem terjed ki. A katalógus tehát nemcsak besorol, hanem </w:t>
+      </w:r>
+      <w:r>
+        <w:rPr>
+          <w:b/>
+          <w:bCs/>
+        </w:rPr>
+        <w:t xml:space="preserve">teszteli is a normaszöveget</w:t>
+      </w:r>
+      <w:r>
+        <w:t xml:space="preserve"> — és ezen a ponton a teszt sikeres volt.</w:t>
       </w:r>
     </w:p>
     <w:p>

--- a/eloterjesztes/funkciokatalogus-vazlat.docx
+++ b/eloterjesztes/funkciokatalogus-vazlat.docx
@@ -3990,6 +3990,42 @@
       </w:r>
       <w:r>
         <w:t xml:space="preserve"> Nem küszöbérték kell hozzá, hanem az, hogy ne kerüljön be a delegálható körbe. Ez nem új szabály: az előterjesztés A) § (4) bekezdése szerint más természetes személy adatára a felhatalmazás csak akkor terjed ki, ha a katalógus kifejezetten feljogosít — és az átlagra ilyen indítvány nincs.</w:t>
+      </w:r>
+    </w:p>
+    <w:p>
+      <w:pPr>
+        <w:spacing w:after="140"/>
+        <w:jc w:val="both"/>
+      </w:pPr>
+      <w:r>
+        <w:rPr>
+          <w:b/>
+          <w:bCs/>
+        </w:rPr>
+        <w:t xml:space="preserve">Amit ez nem jelent.</w:t>
+      </w:r>
+      <w:r>
+        <w:t xml:space="preserve"> A kizárás </w:t>
+      </w:r>
+      <w:r>
+        <w:rPr>
+          <w:b/>
+          <w:bCs/>
+        </w:rPr>
+        <w:t xml:space="preserve">nem állítás arról, hogy a KRÉTA mai megjelenítése jogsértő volna.</w:t>
+      </w:r>
+      <w:r>
+        <w:t xml:space="preserve"> Egy valódi aggregátum jellemzően nem személyes adat, és ahol mégis azzá válhat, ott sem következik automatikusan a jogellenesség. A kizárás indoka az, hogy </w:t>
+      </w:r>
+      <w:r>
+        <w:rPr>
+          <w:b/>
+          <w:bCs/>
+        </w:rPr>
+        <w:t xml:space="preserve">az automatizált, ismételt lekérdezés más kitettséget jelent, mint az alkalmi kézi megtekintés</w:t>
+      </w:r>
+      <w:r>
+        <w:t xml:space="preserve">: a hivatalos felületen a szülő alkalmanként ránéz, egy asszisztens naponta lekérdezheti és el is tárolhatja.</w:t>
       </w:r>
     </w:p>
     <w:p>

--- a/eloterjesztes/funkciokatalogus-vazlat.docx
+++ b/eloterjesztes/funkciokatalogus-vazlat.docx
@@ -66,7 +66,7 @@
         <w:t xml:space="preserve">Mi ez.</w:t>
       </w:r>
       <w:r>
-        <w:t xml:space="preserve"> Az Üzenőfüzet nyílt forráskódú szolgáltatás ma 17 KRÉTA-végpontot olvas a szülő nevében. Ez a lista nem elméleti: működő integrációból származik, tehát pontosan azt a funkciókört fedi le, amelyet egy delegált hozzáférés első szakasza érintene. A vázlat minden végponthoz hozzárendel egy adatkör-besorolást és egy bizalmi szintet.</w:t>
+        <w:t xml:space="preserve"> Az Üzenőfüzet nyílt forráskódú prototípus 17 KRÉTA-végpontot olvas a szülő nevében. A lista működő integrációból származik, tehát pontosan azt a funkciókört fedi le, amelyet egy delegált hozzáférés első szakasza érintene. A vázlat minden végponthoz hozzárendel egy adatkör-besorolást és egy bizalmi szintet.</w:t>
       </w:r>
     </w:p>
     <w:p>
@@ -109,7 +109,7 @@
         <w:t xml:space="preserve">A) esetét</w:t>
       </w:r>
       <w:r>
-        <w:t xml:space="preserve"> fedi le: az érintett saját adatának olvasását. A B) eset (műveletvégzés) és a C) eset (pedagógusi jogosultság) funkcióit ez a forrás nem tartalmazza, mert az Üzenőfüzet szülői oldalú és csak olvas. Azokhoz az üzemeltető saját funkciólistája kell.</w:t>
+        <w:t xml:space="preserve"> fedi le: az érintett saját adatának olvasását. A B) eset (műveletvégzés) és a C) eset (pedagógusi jogosultság) funkcióit ez a forrás nem tartalmazza, mert a prototípus szülői oldalú és csak olvas. Azokhoz az üzemeltető saját funkciólistája kell.</w:t>
       </w:r>
     </w:p>
     <w:p>
